--- a/spa/docx/59.content.docx
+++ b/spa/docx/59.content.docx
@@ -8003,19 +8003,7 @@
         <w:rPr>
           <w:lang w:val="es_ES" w:bidi="es_ES"/>
         </w:rPr>
-        <w:t xml:space="preserve">). • En esta etapa temprana del desarrollo de la iglesia (años 40 d.C.; ver </w:t>
-      </w:r>
-      <w:r>
-        <w:rPr>
-          <w:lang w:val="es_ES" w:bidi="es_ES"/>
-        </w:rPr>
-        <w:t>Introducción al Libro de Santiago</w:t>
-      </w:r>
-      <w:r>
-        <w:rPr>
-          <w:lang w:val="es_ES" w:bidi="es_ES"/>
-        </w:rPr>
-        <w:t xml:space="preserve">, “Fecha y Lugar de Escritura”), la palabra iglesia es aparentemente un término no técnico que significa “congregación, asamblea” (cp. </w:t>
+        <w:t xml:space="preserve">). • En esta etapa temprana del desarrollo de la iglesia (años 40 d.C.; ver Introducción al Libro de Santiago, “Fecha y Lugar de Escritura”), la palabra iglesia es aparentemente un término no técnico que significa “congregación, asamblea” (cp. </w:t>
       </w:r>
       <w:r>
         <w:rPr>
